--- a/tmp-letter-compare/appt-built-fixed.docx
+++ b/tmp-letter-compare/appt-built-fixed.docx
@@ -26,7 +26,7 @@
         <w:rPr>
           <w:noProof/>
         </w:rPr>
-        <w:pict w14:anchorId="4DCCAD74">
+        <w:pict w14:anchorId="084FFFD8">
           <v:shapetype id="_x0000_t75" coordsize="21600,21600" o:spt="75" o:preferrelative="t" path="m@4@5l@4@11@9@11@9@5xe" filled="f" stroked="f">
             <v:stroke joinstyle="miter"/>
             <v:formulas>
@@ -56,7 +56,7 @@
         <w:rPr>
           <w:rFonts w:ascii="Cambria" w:hAnsi="Cambria" w:cs="Arial"/>
         </w:rPr>
-        <w:t>IFSPL/APT/2026/00005</w:t>
+        <w:t>IFSPL/HR/AL-2026-27/099</w:t>
       </w:r>
       <w:r>
         <w:rPr>
@@ -250,7 +250,7 @@
         <w:rPr>
           <w:rFonts w:ascii="Cambria" w:hAnsi="Cambria" w:cs="Arial"/>
         </w:rPr>
-        <w:t>Mr./Ms. Rahul Raj</w:t>
+        <w:t>Mr./Ms. Test Candidate</w:t>
       </w:r>
       <w:r>
         <w:rPr>
@@ -267,15 +267,27 @@
           <w:rFonts w:ascii="Cambria" w:hAnsi="Cambria" w:cs="Arial"/>
         </w:rPr>
       </w:pPr>
-    </w:p>
-    <w:p>
-      <w:pPr>
-        <w:pStyle w:val="NoSpacing"/>
-        <w:jc w:val="both"/>
-        <w:rPr>
-          <w:rFonts w:ascii="Cambria" w:hAnsi="Cambria" w:cs="Arial"/>
-        </w:rPr>
-      </w:pPr>
+      <w:r>
+        <w:rPr>
+          <w:rFonts w:ascii="Cambria" w:hAnsi="Cambria" w:cs="Arial"/>
+        </w:rPr>
+        <w:t>C-15 Devkutir Society Near</w:t>
+      </w:r>
+    </w:p>
+    <w:p>
+      <w:pPr>
+        <w:pStyle w:val="NoSpacing"/>
+        <w:jc w:val="both"/>
+        <w:rPr>
+          <w:rFonts w:ascii="Cambria" w:hAnsi="Cambria" w:cs="Arial"/>
+        </w:rPr>
+      </w:pPr>
+      <w:r>
+        <w:rPr>
+          <w:rFonts w:ascii="Cambria" w:hAnsi="Cambria" w:cs="Arial"/>
+        </w:rPr>
+        <w:t>Vadodara</w:t>
+      </w:r>
     </w:p>
     <w:p>
       <w:pPr>
@@ -353,7 +365,7 @@
           <w:rFonts w:ascii="Cambria" w:hAnsi="Cambria" w:cs="Arial"/>
           <w:b/>
         </w:rPr>
-        <w:t>Rahul</w:t>
+        <w:t>Test</w:t>
       </w:r>
       <w:r>
         <w:rPr>
@@ -444,7 +456,7 @@
           <w:b/>
           <w:bCs/>
         </w:rPr>
-        <w:t>data analyst</w:t>
+        <w:t>Business Analyst</w:t>
       </w:r>
       <w:r>
         <w:rPr>
@@ -473,7 +485,7 @@
           <w:rFonts w:ascii="Cambria" w:hAnsi="Cambria" w:cs="Arial"/>
           <w:bCs/>
         </w:rPr>
-        <w:t>Indus Fire Safety Private Limited</w:t>
+        <w:t>Indus Fire Safety Pvt Ltd.</w:t>
       </w:r>
       <w:r>
         <w:rPr>
@@ -515,7 +527,7 @@
           <w:rFonts w:ascii="Cambria" w:hAnsi="Cambria" w:cs="Arial"/>
           <w:b/>
         </w:rPr>
-        <w:t>2nd November 2026</w:t>
+        <w:t>5th November 2026</w:t>
       </w:r>
       <w:r>
         <w:rPr>
@@ -534,7 +546,7 @@
         <w:rPr>
           <w:rFonts w:ascii="Cambria" w:hAnsi="Cambria" w:cs="Arial"/>
         </w:rPr>
-        <w:t>Banglore</w:t>
+        <w:t>the Head Office, Vadodara</w:t>
       </w:r>
       <w:r>
         <w:rPr>
@@ -554,7 +566,7 @@
           <w:b/>
           <w:bCs/>
         </w:rPr>
-        <w:t>Amit Omprakash Prajapati</w:t>
+        <w:t>HR Manager</w:t>
       </w:r>
       <w:r>
         <w:rPr>
@@ -657,7 +669,7 @@
           <w:rFonts w:ascii="Cambria" w:hAnsi="Cambria" w:cs="Arial"/>
           <w:b/>
         </w:rPr>
-        <w:t>14,40,000</w:t>
+        <w:t>10,80,000</w:t>
       </w:r>
       <w:r>
         <w:rPr>
@@ -1328,7 +1340,7 @@
           <w:b/>
           <w:bCs/>
         </w:rPr>
-        <w:t>Indus Fire Safety Private Limited</w:t>
+        <w:t>Indus Fire Safety Pvt Ltd.</w:t>
       </w:r>
     </w:p>
     <w:p>
@@ -1467,42 +1479,199 @@
           <w:b/>
         </w:rPr>
       </w:pPr>
-    </w:p>
-    <w:p>
-      <w:pPr>
-        <w:pStyle w:val="NoSpacing"/>
+      <w:r>
+        <w:rPr>
+          <w:rFonts w:ascii="Cambria" w:hAnsi="Cambria" w:cs="Arial"/>
+          <w:b/>
+        </w:rPr>
+        <w:tab/>
+      </w:r>
+      <w:r>
+        <w:rPr>
+          <w:rFonts w:ascii="Cambria" w:hAnsi="Cambria" w:cs="Arial"/>
+          <w:b/>
+        </w:rPr>
+        <w:tab/>
+      </w:r>
+      <w:r>
+        <w:rPr>
+          <w:rFonts w:ascii="Cambria" w:hAnsi="Cambria" w:cs="Arial"/>
+          <w:b/>
+        </w:rPr>
+        <w:tab/>
+      </w:r>
+      <w:r>
+        <w:rPr>
+          <w:rFonts w:ascii="Cambria" w:hAnsi="Cambria" w:cs="Arial"/>
+          <w:b/>
+        </w:rPr>
+        <w:tab/>
+      </w:r>
+      <w:r>
+        <w:rPr>
+          <w:rFonts w:ascii="Cambria" w:hAnsi="Cambria" w:cs="Arial"/>
+          <w:b/>
+        </w:rPr>
+        <w:tab/>
+      </w:r>
+      <w:r>
+        <w:rPr>
+          <w:rFonts w:ascii="Cambria" w:hAnsi="Cambria" w:cs="Arial"/>
+          <w:b/>
+        </w:rPr>
+        <w:tab/>
+      </w:r>
+      <w:r>
+        <w:rPr>
+          <w:rFonts w:ascii="Cambria" w:hAnsi="Cambria" w:cs="Arial"/>
+          <w:b/>
+        </w:rPr>
+        <w:tab/>
+      </w:r>
+      <w:r>
+        <w:rPr>
+          <w:rFonts w:ascii="Cambria" w:hAnsi="Cambria" w:cs="Arial"/>
+          <w:b/>
+        </w:rPr>
+        <w:tab/>
+      </w:r>
+      <w:r>
+        <w:rPr>
+          <w:rFonts w:ascii="Cambria" w:hAnsi="Cambria" w:cs="Arial"/>
+          <w:b/>
+        </w:rPr>
+        <w:tab/>
+      </w:r>
+      <w:r>
+        <w:rPr>
+          <w:rFonts w:ascii="Cambria" w:hAnsi="Cambria" w:cs="Arial"/>
+          <w:b/>
+        </w:rPr>
+        <w:tab/>
+      </w:r>
+    </w:p>
+    <w:p>
+      <w:pPr>
+        <w:pStyle w:val="NoSpacing"/>
+        <w:jc w:val="both"/>
+        <w:rPr>
+          <w:rFonts w:ascii="Cambria" w:hAnsi="Cambria" w:cs="Arial"/>
+          <w:b/>
+          <w:bCs/>
+        </w:rPr>
+      </w:pPr>
+      <w:r>
+        <w:rPr>
+          <w:rFonts w:ascii="Cambria" w:hAnsi="Cambria" w:cs="Arial"/>
+          <w:b/>
+        </w:rPr>
+        <w:tab/>
+      </w:r>
+      <w:r>
+        <w:rPr>
+          <w:rFonts w:ascii="Cambria" w:hAnsi="Cambria" w:cs="Arial"/>
+          <w:b/>
+        </w:rPr>
+        <w:tab/>
+      </w:r>
+      <w:r>
+        <w:rPr>
+          <w:rFonts w:ascii="Cambria" w:hAnsi="Cambria" w:cs="Arial"/>
+          <w:b/>
+          <w:bCs/>
+        </w:rPr>
+        <w:tab/>
+      </w:r>
+      <w:r>
+        <w:rPr>
+          <w:rFonts w:ascii="Cambria" w:hAnsi="Cambria" w:cs="Arial"/>
+          <w:b/>
+          <w:bCs/>
+        </w:rPr>
+        <w:tab/>
+      </w:r>
+      <w:r>
+        <w:rPr>
+          <w:rFonts w:ascii="Cambria" w:hAnsi="Cambria" w:cs="Arial"/>
+          <w:b/>
+          <w:bCs/>
+        </w:rPr>
+        <w:tab/>
+      </w:r>
+      <w:r>
+        <w:rPr>
+          <w:rFonts w:ascii="Cambria" w:hAnsi="Cambria" w:cs="Arial"/>
+          <w:b/>
+          <w:bCs/>
+        </w:rPr>
+        <w:tab/>
+      </w:r>
+      <w:r>
+        <w:rPr>
+          <w:rFonts w:ascii="Cambria" w:hAnsi="Cambria" w:cs="Arial"/>
+          <w:b/>
+          <w:bCs/>
+        </w:rPr>
+        <w:tab/>
+      </w:r>
+      <w:r>
+        <w:rPr>
+          <w:rFonts w:ascii="Cambria" w:hAnsi="Cambria" w:cs="Arial"/>
+          <w:b/>
+          <w:bCs/>
+        </w:rPr>
+        <w:tab/>
+      </w:r>
+      <w:r>
+        <w:rPr>
+          <w:rFonts w:ascii="Cambria" w:hAnsi="Cambria" w:cs="Arial"/>
+          <w:b/>
+          <w:bCs/>
+        </w:rPr>
+        <w:tab/>
+      </w:r>
+      <w:r>
+        <w:rPr>
+          <w:rFonts w:ascii="Cambria" w:hAnsi="Cambria" w:cs="Arial"/>
+          <w:b/>
+          <w:bCs/>
+        </w:rPr>
+        <w:tab/>
+      </w:r>
+      <w:r>
+        <w:rPr>
+          <w:rFonts w:ascii="Cambria" w:hAnsi="Cambria" w:cs="Arial"/>
+          <w:b/>
+          <w:bCs/>
+        </w:rPr>
+        <w:tab/>
+      </w:r>
+      <w:r>
+        <w:rPr>
+          <w:rFonts w:ascii="Cambria" w:hAnsi="Cambria" w:cs="Arial"/>
+          <w:b/>
+          <w:bCs/>
+        </w:rPr>
+        <w:t>Test Candidate</w:t>
+      </w:r>
+    </w:p>
+    <w:p>
+      <w:pPr>
+        <w:pStyle w:val="NoSpacing"/>
+        <w:keepNext/>
+        <w:pageBreakBefore/>
         <w:jc w:val="center"/>
         <w:rPr>
           <w:rFonts w:ascii="Cambria" w:hAnsi="Cambria" w:cs="Arial"/>
           <w:b/>
-          <w:bCs/>
-        </w:rPr>
-      </w:pPr>
-      <w:r>
-        <w:rPr>
-          <w:rFonts w:ascii="Cambria" w:hAnsi="Cambria" w:cs="Arial"/>
-          <w:b/>
-          <w:bCs/>
+        </w:rPr>
+      </w:pPr>
+      <w:r>
+        <w:rPr>
+          <w:rFonts w:ascii="Cambria" w:hAnsi="Cambria" w:cs="Arial"/>
+          <w:b/>
         </w:rPr>
         <w:lastRenderedPageBreak/>
-        <w:t>Rahul Raj</w:t>
-      </w:r>
-    </w:p>
-    <w:p>
-      <w:pPr>
-        <w:pageBreakBefore/>
-        <w:pStyle w:val="NoSpacing"/>
-        <w:jc w:val="center"/>
-        <w:rPr>
-          <w:rFonts w:ascii="Cambria" w:hAnsi="Cambria" w:cs="Arial"/>
-          <w:b/>
-        </w:rPr>
-      </w:pPr>
-      <w:r>
-        <w:rPr>
-          <w:rFonts w:ascii="Cambria" w:hAnsi="Cambria" w:cs="Arial"/>
-          <w:b/>
-        </w:rPr>
         <w:t>Annexure - I</w:t>
       </w:r>
     </w:p>
@@ -2031,16 +2200,7 @@
           <w:sz w:val="19"/>
           <w:szCs w:val="19"/>
         </w:rPr>
-        <w:t xml:space="preserve">We value competence, performance, discipline and integrity above everything else and that constitutes the foundation of your employment.   You must deliver the highest quality of services in your field/department with mutual respect and based on strict </w:t>
-      </w:r>
-      <w:r>
-        <w:rPr>
-          <w:rFonts w:ascii="Cambria" w:hAnsi="Cambria" w:cs="Arial"/>
-          <w:sz w:val="19"/>
-          <w:szCs w:val="19"/>
-        </w:rPr>
-        <w:lastRenderedPageBreak/>
-        <w:t>merit.  We work in an atmosphere of trust and transparency and go beyond our area of responsibility.  During your employment with us, you will be required to devote the whole of your working time, attention and abilities to the services of the Company</w:t>
+        <w:t>We value competence, performance, discipline and integrity above everything else and that constitutes the foundation of your employment.   You must deliver the highest quality of services in your field/department with mutual respect and based on strict merit.  We work in an atmosphere of trust and transparency and go beyond our area of responsibility.  During your employment with us, you will be required to devote the whole of your working time, attention and abilities to the services of the Company</w:t>
       </w:r>
     </w:p>
     <w:p>
@@ -2065,6 +2225,7 @@
           <w:sz w:val="32"/>
           <w:szCs w:val="32"/>
         </w:rPr>
+        <w:lastRenderedPageBreak/>
         <w:t>Annexure II</w:t>
       </w:r>
     </w:p>
@@ -2208,7 +2369,7 @@
                 <w:color w:val="000000"/>
                 <w:lang w:val="en-IN" w:eastAsia="en-IN"/>
               </w:rPr>
-              <w:t>Banglore</w:t>
+              <w:t>C-15 Devkutir Society Near,Vadodara</w:t>
             </w:r>
           </w:p>
         </w:tc>
@@ -2273,76 +2434,13 @@
                 <w:lang w:val="en-IN" w:eastAsia="en-IN"/>
               </w:rPr>
             </w:pPr>
-          </w:p>
-        </w:tc>
-      </w:tr>
-      <w:tr>
-        <w:trPr>
-          <w:trHeight w:val="290"/>
-          <w:jc w:val="center"/>
-        </w:trPr>
-        <w:tc>
-          <w:tcPr>
-            <w:tcW w:w="5942" w:type="dxa"/>
-            <w:tcBorders>
-              <w:top w:val="nil"/>
-              <w:left w:val="single" w:sz="8" w:space="0" w:color="auto"/>
-              <w:bottom w:val="single" w:sz="4" w:space="0" w:color="auto"/>
-              <w:right w:val="single" w:sz="4" w:space="0" w:color="auto"/>
-            </w:tcBorders>
-            <w:noWrap/>
-            <w:vAlign w:val="bottom"/>
-            <w:hideMark/>
-          </w:tcPr>
-          <w:p>
-            <w:pPr>
-              <w:spacing w:after="0" w:line="240" w:lineRule="auto"/>
-              <w:rPr>
-                <w:rFonts w:ascii="Aptos Narrow" w:hAnsi="Aptos Narrow"/>
-                <w:color w:val="000000"/>
-                <w:lang w:val="en-IN" w:eastAsia="en-IN"/>
-              </w:rPr>
-            </w:pPr>
             <w:r>
               <w:rPr>
                 <w:rFonts w:ascii="Aptos Narrow" w:hAnsi="Aptos Narrow"/>
                 <w:color w:val="000000"/>
                 <w:lang w:val="en-IN" w:eastAsia="en-IN"/>
               </w:rPr>
-              <w:t>Employee Name</w:t>
-            </w:r>
-          </w:p>
-        </w:tc>
-        <w:tc>
-          <w:tcPr>
-            <w:tcW w:w="4198" w:type="dxa"/>
-            <w:gridSpan w:val="2"/>
-            <w:tcBorders>
-              <w:top w:val="single" w:sz="4" w:space="0" w:color="auto"/>
-              <w:left w:val="nil"/>
-              <w:bottom w:val="single" w:sz="4" w:space="0" w:color="auto"/>
-              <w:right w:val="single" w:sz="8" w:space="0" w:color="000000"/>
-            </w:tcBorders>
-            <w:noWrap/>
-            <w:vAlign w:val="bottom"/>
-            <w:hideMark/>
-          </w:tcPr>
-          <w:p>
-            <w:pPr>
-              <w:spacing w:after="0" w:line="240" w:lineRule="auto"/>
-              <w:rPr>
-                <w:rFonts w:ascii="Aptos Narrow" w:hAnsi="Aptos Narrow"/>
-                <w:color w:val="000000"/>
-                <w:lang w:val="en-IN" w:eastAsia="en-IN"/>
-              </w:rPr>
-            </w:pPr>
-            <w:r>
-              <w:rPr>
-                <w:rFonts w:ascii="Aptos Narrow" w:hAnsi="Aptos Narrow"/>
-                <w:color w:val="000000"/>
-                <w:lang w:val="en-IN" w:eastAsia="en-IN"/>
-              </w:rPr>
-              <w:t>Rahul Raj</w:t>
+              <w:t>11099</w:t>
             </w:r>
           </w:p>
         </w:tc>
@@ -2380,6 +2478,77 @@
                 <w:color w:val="000000"/>
                 <w:lang w:val="en-IN" w:eastAsia="en-IN"/>
               </w:rPr>
+              <w:t>Employee Name</w:t>
+            </w:r>
+          </w:p>
+        </w:tc>
+        <w:tc>
+          <w:tcPr>
+            <w:tcW w:w="4198" w:type="dxa"/>
+            <w:gridSpan w:val="2"/>
+            <w:tcBorders>
+              <w:top w:val="single" w:sz="4" w:space="0" w:color="auto"/>
+              <w:left w:val="nil"/>
+              <w:bottom w:val="single" w:sz="4" w:space="0" w:color="auto"/>
+              <w:right w:val="single" w:sz="8" w:space="0" w:color="000000"/>
+            </w:tcBorders>
+            <w:noWrap/>
+            <w:vAlign w:val="bottom"/>
+            <w:hideMark/>
+          </w:tcPr>
+          <w:p>
+            <w:pPr>
+              <w:spacing w:after="0" w:line="240" w:lineRule="auto"/>
+              <w:rPr>
+                <w:rFonts w:ascii="Aptos Narrow" w:hAnsi="Aptos Narrow"/>
+                <w:color w:val="000000"/>
+                <w:lang w:val="en-IN" w:eastAsia="en-IN"/>
+              </w:rPr>
+            </w:pPr>
+            <w:r>
+              <w:rPr>
+                <w:rFonts w:ascii="Aptos Narrow" w:hAnsi="Aptos Narrow"/>
+                <w:color w:val="000000"/>
+                <w:lang w:val="en-IN" w:eastAsia="en-IN"/>
+              </w:rPr>
+              <w:t>Test Candidate</w:t>
+            </w:r>
+          </w:p>
+        </w:tc>
+      </w:tr>
+      <w:tr>
+        <w:trPr>
+          <w:trHeight w:val="290"/>
+          <w:jc w:val="center"/>
+        </w:trPr>
+        <w:tc>
+          <w:tcPr>
+            <w:tcW w:w="5942" w:type="dxa"/>
+            <w:tcBorders>
+              <w:top w:val="nil"/>
+              <w:left w:val="single" w:sz="8" w:space="0" w:color="auto"/>
+              <w:bottom w:val="single" w:sz="4" w:space="0" w:color="auto"/>
+              <w:right w:val="single" w:sz="4" w:space="0" w:color="auto"/>
+            </w:tcBorders>
+            <w:noWrap/>
+            <w:vAlign w:val="bottom"/>
+            <w:hideMark/>
+          </w:tcPr>
+          <w:p>
+            <w:pPr>
+              <w:spacing w:after="0" w:line="240" w:lineRule="auto"/>
+              <w:rPr>
+                <w:rFonts w:ascii="Aptos Narrow" w:hAnsi="Aptos Narrow"/>
+                <w:color w:val="000000"/>
+                <w:lang w:val="en-IN" w:eastAsia="en-IN"/>
+              </w:rPr>
+            </w:pPr>
+            <w:r>
+              <w:rPr>
+                <w:rFonts w:ascii="Aptos Narrow" w:hAnsi="Aptos Narrow"/>
+                <w:color w:val="000000"/>
+                <w:lang w:val="en-IN" w:eastAsia="en-IN"/>
+              </w:rPr>
               <w:t>Department</w:t>
             </w:r>
           </w:p>
@@ -2414,7 +2583,7 @@
                 <w:color w:val="000000"/>
                 <w:lang w:val="en-IN" w:eastAsia="en-IN"/>
               </w:rPr>
-              <w:t>â€”</w:t>
+              <w:t>BA</w:t>
             </w:r>
           </w:p>
           <w:p>
@@ -2495,7 +2664,7 @@
                 <w:color w:val="000000"/>
                 <w:lang w:val="en-IN" w:eastAsia="en-IN"/>
               </w:rPr>
-              <w:t>data analyst</w:t>
+              <w:t>Business Analyst</w:t>
             </w:r>
           </w:p>
         </w:tc>
@@ -2631,6 +2800,14 @@
                 <w:lang w:val="en-IN" w:eastAsia="en-IN"/>
               </w:rPr>
             </w:pPr>
+            <w:r>
+              <w:rPr>
+                <w:rFonts w:ascii="Aptos Narrow" w:hAnsi="Aptos Narrow"/>
+                <w:color w:val="000000"/>
+                <w:lang w:val="en-IN" w:eastAsia="en-IN"/>
+              </w:rPr>
+              <w:t>06-Dec-05</w:t>
+            </w:r>
           </w:p>
         </w:tc>
       </w:tr>
@@ -2700,7 +2877,7 @@
                 <w:color w:val="000000"/>
                 <w:lang w:val="en-IN" w:eastAsia="en-IN"/>
               </w:rPr>
-              <w:t>02-Nov-26</w:t>
+              <w:t>05-Nov-26</w:t>
             </w:r>
           </w:p>
         </w:tc>
@@ -2771,7 +2948,7 @@
                 <w:color w:val="000000"/>
                 <w:lang w:val="en-IN" w:eastAsia="en-IN"/>
               </w:rPr>
-              <w:t>02-Nov-26</w:t>
+              <w:t>05-Nov-26</w:t>
             </w:r>
           </w:p>
         </w:tc>
@@ -2928,7 +3105,7 @@
                 <w:color w:val="000000"/>
                 <w:lang w:val="en-IN" w:eastAsia="en-IN"/>
               </w:rPr>
-              <w:t>02.11.26</w:t>
+              <w:t>05.11.26</w:t>
             </w:r>
           </w:p>
         </w:tc>
@@ -3037,7 +3214,7 @@
                 <w:color w:val="000000"/>
                 <w:lang w:val="en-IN" w:eastAsia="en-IN"/>
               </w:rPr>
-              <w:t>56190</w:t>
+              <w:t>41543</w:t>
             </w:r>
           </w:p>
         </w:tc>
@@ -3070,7 +3247,7 @@
                 <w:color w:val="000000"/>
                 <w:lang w:val="en-IN" w:eastAsia="en-IN"/>
               </w:rPr>
-              <w:t>674280</w:t>
+              <w:t>498516</w:t>
             </w:r>
           </w:p>
         </w:tc>
@@ -3141,7 +3318,7 @@
                 <w:color w:val="000000"/>
                 <w:lang w:val="en-IN" w:eastAsia="en-IN"/>
               </w:rPr>
-              <w:t>22476</w:t>
+              <w:t>16617</w:t>
             </w:r>
           </w:p>
         </w:tc>
@@ -3174,7 +3351,7 @@
                 <w:color w:val="000000"/>
                 <w:lang w:val="en-IN" w:eastAsia="en-IN"/>
               </w:rPr>
-              <w:t>269712</w:t>
+              <w:t>199404</w:t>
             </w:r>
           </w:p>
         </w:tc>
@@ -3518,7 +3695,7 @@
                 <w:color w:val="000000"/>
                 <w:lang w:val="en-IN" w:eastAsia="en-IN"/>
               </w:rPr>
-              <w:t>112380</w:t>
+              <w:t>83085</w:t>
             </w:r>
           </w:p>
         </w:tc>
@@ -3555,7 +3732,7 @@
                 <w:color w:val="000000"/>
                 <w:lang w:val="en-IN" w:eastAsia="en-IN"/>
               </w:rPr>
-              <w:t>1348560</w:t>
+              <w:t>997020</w:t>
             </w:r>
           </w:p>
         </w:tc>
@@ -3931,7 +4108,7 @@
                 <w:color w:val="000000"/>
                 <w:lang w:val="en-IN" w:eastAsia="en-IN"/>
               </w:rPr>
-              <w:t>109180</w:t>
+              <w:t>79885</w:t>
             </w:r>
           </w:p>
         </w:tc>
@@ -3968,7 +4145,7 @@
                 <w:color w:val="000000"/>
                 <w:lang w:val="en-IN" w:eastAsia="en-IN"/>
               </w:rPr>
-              <w:t>1310160</w:t>
+              <w:t>958620</w:t>
             </w:r>
           </w:p>
         </w:tc>
@@ -4315,7 +4492,7 @@
                 <w:rFonts w:ascii="Aptos Narrow" w:hAnsi="Aptos Narrow"/>
                 <w:lang w:val="en-IN" w:eastAsia="en-IN"/>
               </w:rPr>
-              <w:t>2703</w:t>
+              <w:t>1998</w:t>
             </w:r>
           </w:p>
         </w:tc>
@@ -4348,7 +4525,7 @@
                 <w:color w:val="000000"/>
                 <w:lang w:val="en-IN" w:eastAsia="en-IN"/>
               </w:rPr>
-              <w:t>32436</w:t>
+              <w:t>23976</w:t>
             </w:r>
           </w:p>
         </w:tc>
@@ -4530,7 +4707,7 @@
                 <w:color w:val="000000"/>
                 <w:lang w:val="en-IN" w:eastAsia="en-IN"/>
               </w:rPr>
-              <w:t>7620</w:t>
+              <w:t>6915</w:t>
             </w:r>
           </w:p>
         </w:tc>
@@ -4563,7 +4740,7 @@
                 <w:color w:val="000000"/>
                 <w:lang w:val="en-IN" w:eastAsia="en-IN"/>
               </w:rPr>
-              <w:t>91440</w:t>
+              <w:t>82980</w:t>
             </w:r>
           </w:p>
         </w:tc>
@@ -4645,7 +4822,7 @@
                 <w:color w:val="000000"/>
                 <w:lang w:val="en-IN" w:eastAsia="en-IN"/>
               </w:rPr>
-              <w:t>120000</w:t>
+              <w:t>90000</w:t>
             </w:r>
           </w:p>
         </w:tc>
@@ -4683,7 +4860,7 @@
                 <w:color w:val="000000"/>
                 <w:lang w:val="en-IN" w:eastAsia="en-IN"/>
               </w:rPr>
-              <w:t>1440000</w:t>
+              <w:t>1080000</w:t>
             </w:r>
           </w:p>
         </w:tc>
@@ -4792,7 +4969,6 @@
           <w:color w:val="000000"/>
           <w:lang w:eastAsia="en-IN"/>
         </w:rPr>
-        <w:lastRenderedPageBreak/>
         <w:t>The salary structure mentioned in the above remuneration package (CTC) may undergo a change in light of any new law or any change in existing law, keeping your CTC intact.</w:t>
       </w:r>
     </w:p>
@@ -4857,7 +5033,7 @@
         <w:color w:val="1F497D"/>
         <w:lang w:val="en-IN" w:eastAsia="en-IN"/>
       </w:rPr>
-      <w:pict w14:anchorId="3D19590A">
+      <w:pict w14:anchorId="4E244BFC">
         <v:rect id="_x0000_s1032" style="position:absolute;margin-left:-49.2pt;margin-top:38.9pt;width:611.55pt;height:10.4pt;z-index:251658240" fillcolor="#c00000" strokecolor="#c00000"/>
       </w:pict>
     </w:r>
@@ -4867,7 +5043,7 @@
         <w:color w:val="1F497D"/>
         <w:lang w:val="en-IN" w:eastAsia="en-IN"/>
       </w:rPr>
-      <w:pict w14:anchorId="1079B4C5">
+      <w:pict w14:anchorId="6183D963">
         <v:shapetype id="_x0000_t32" coordsize="21600,21600" o:spt="32" o:oned="t" path="m,l21600,21600e" filled="f">
           <v:path arrowok="t" fillok="f" o:connecttype="none"/>
           <o:lock v:ext="edit" shapetype="t"/>
@@ -4876,7 +5052,7 @@
       </w:pict>
     </w:r>
     <w:r>
-      <w:pict w14:anchorId="28189EC4">
+      <w:pict w14:anchorId="1A3798D0">
         <v:shapetype id="_x0000_t75" coordsize="21600,21600" o:spt="75" o:preferrelative="t" path="m@4@5l@4@11@9@11@9@5xe" filled="f" stroked="f">
           <v:stroke joinstyle="miter"/>
           <v:formulas>
@@ -4944,7 +5120,7 @@
         <w:sz w:val="24"/>
         <w:szCs w:val="24"/>
       </w:rPr>
-      <w:pict w14:anchorId="373666FA">
+      <w:pict w14:anchorId="6ECD1ED2">
         <v:shapetype id="_x0000_t75" coordsize="21600,21600" o:spt="75" o:preferrelative="t" path="m@4@5l@4@11@9@11@9@5xe" filled="f" stroked="f">
           <v:stroke joinstyle="miter"/>
           <v:formulas>
@@ -6891,61 +7067,61 @@
       </w:rPr>
     </w:lvl>
   </w:abstractNum>
-  <w:num w:numId="1" w16cid:durableId="1614633309">
+  <w:num w:numId="1" w16cid:durableId="1066494273">
     <w:abstractNumId w:val="2"/>
   </w:num>
-  <w:num w:numId="2" w16cid:durableId="26301052">
+  <w:num w:numId="2" w16cid:durableId="889802862">
     <w:abstractNumId w:val="15"/>
   </w:num>
-  <w:num w:numId="3" w16cid:durableId="521631246">
+  <w:num w:numId="3" w16cid:durableId="1400640430">
     <w:abstractNumId w:val="10"/>
   </w:num>
-  <w:num w:numId="4" w16cid:durableId="1133213281">
+  <w:num w:numId="4" w16cid:durableId="955522411">
     <w:abstractNumId w:val="6"/>
   </w:num>
-  <w:num w:numId="5" w16cid:durableId="1130829323">
+  <w:num w:numId="5" w16cid:durableId="937829425">
     <w:abstractNumId w:val="14"/>
   </w:num>
-  <w:num w:numId="6" w16cid:durableId="1544978071">
+  <w:num w:numId="6" w16cid:durableId="468786689">
     <w:abstractNumId w:val="12"/>
   </w:num>
-  <w:num w:numId="7" w16cid:durableId="823160394">
+  <w:num w:numId="7" w16cid:durableId="1115713803">
     <w:abstractNumId w:val="4"/>
   </w:num>
-  <w:num w:numId="8" w16cid:durableId="1515224638">
+  <w:num w:numId="8" w16cid:durableId="1962296454">
     <w:abstractNumId w:val="13"/>
   </w:num>
-  <w:num w:numId="9" w16cid:durableId="1523547054">
+  <w:num w:numId="9" w16cid:durableId="2119370203">
     <w:abstractNumId w:val="0"/>
   </w:num>
-  <w:num w:numId="10" w16cid:durableId="472018405">
+  <w:num w:numId="10" w16cid:durableId="1624266021">
     <w:abstractNumId w:val="7"/>
   </w:num>
-  <w:num w:numId="11" w16cid:durableId="854851688">
+  <w:num w:numId="11" w16cid:durableId="672415171">
     <w:abstractNumId w:val="1"/>
   </w:num>
-  <w:num w:numId="12" w16cid:durableId="1282226002">
+  <w:num w:numId="12" w16cid:durableId="510992869">
     <w:abstractNumId w:val="3"/>
   </w:num>
-  <w:num w:numId="13" w16cid:durableId="353074921">
+  <w:num w:numId="13" w16cid:durableId="2113159169">
     <w:abstractNumId w:val="18"/>
   </w:num>
-  <w:num w:numId="14" w16cid:durableId="1999068991">
+  <w:num w:numId="14" w16cid:durableId="465853218">
     <w:abstractNumId w:val="9"/>
   </w:num>
-  <w:num w:numId="15" w16cid:durableId="1109544376">
+  <w:num w:numId="15" w16cid:durableId="1914581601">
     <w:abstractNumId w:val="8"/>
   </w:num>
-  <w:num w:numId="16" w16cid:durableId="1466117738">
+  <w:num w:numId="16" w16cid:durableId="2112122566">
     <w:abstractNumId w:val="16"/>
   </w:num>
-  <w:num w:numId="17" w16cid:durableId="1707564093">
+  <w:num w:numId="17" w16cid:durableId="1833373657">
     <w:abstractNumId w:val="11"/>
   </w:num>
-  <w:num w:numId="18" w16cid:durableId="1324965280">
+  <w:num w:numId="18" w16cid:durableId="887839815">
     <w:abstractNumId w:val="5"/>
   </w:num>
-  <w:num w:numId="19" w16cid:durableId="147289653">
+  <w:num w:numId="19" w16cid:durableId="1563370239">
     <w:abstractNumId w:val="17"/>
   </w:num>
 </w:numbering>
